--- a/docs/overviews/o-typesofnumbers.docx
+++ b/docs/overviews/o-typesofnumbers.docx
@@ -34,7 +34,7 @@
         <w:t xml:space="preserve">An overview of what types of numbers exist, and some key number sets you can use.</w:t>
       </w:r>
     </w:p>
-    <w:bookmarkStart w:id="20" w:name="what-are-numbers"/>
+    <w:bookmarkStart w:id="9" w:name="what-are-numbers"/>
     <w:p>
       <w:pPr>
         <w:pStyle w:val="Heading1"/>
@@ -51,8 +51,8 @@
         <w:t xml:space="preserve">Numbers are used to count, measure, order, and perform calculations. In this overview, you will see some common sets of numbers, what defines them, and how they all fit together.</w:t>
       </w:r>
     </w:p>
-    <w:bookmarkEnd w:id="20"/>
-    <w:bookmarkStart w:id="32" w:name="what-are-sets"/>
+    <w:bookmarkEnd w:id="9"/>
+    <w:bookmarkStart w:id="21" w:name="what-are-sets"/>
     <w:p>
       <w:pPr>
         <w:pStyle w:val="Heading1"/>
@@ -109,18 +109,18 @@
                 <wp:inline>
                   <wp:extent cx="152400" cy="152400"/>
                   <wp:effectExtent b="0" l="0" r="0" t="0"/>
-                  <wp:docPr descr="" title="" id="22" name="Picture"/>
+                  <wp:docPr descr="" title="" id="11" name="Picture"/>
                   <a:graphic>
                     <a:graphicData uri="http://schemas.openxmlformats.org/drawingml/2006/picture">
                       <pic:pic>
                         <pic:nvPicPr>
-                          <pic:cNvPr descr="/Applications/quarto/share/formats/docx/note.png" id="23" name="Picture"/>
+                          <pic:cNvPr descr="/Applications/quarto/share/formats/docx/note.png" id="12" name="Picture"/>
                           <pic:cNvPicPr>
                             <a:picLocks noChangeArrowheads="1" noChangeAspect="1"/>
                           </pic:cNvPicPr>
                         </pic:nvPicPr>
                         <pic:blipFill>
-                          <a:blip r:embed="rId21"/>
+                          <a:blip r:embed="rId10"/>
                           <a:stretch>
                             <a:fillRect/>
                           </a:stretch>
@@ -187,15 +187,21 @@
               <m:r>
                 <m:t>A</m:t>
               </m:r>
-              <m:r>
-                <m:t>8</m:t>
-              </m:r>
-              <m:r>
-                <m:rPr>
-                  <m:sty m:val="p"/>
-                </m:rPr>
-                <m:t>′</m:t>
-              </m:r>
+              <m:sSup>
+                <m:e>
+                  <m:r>
+                    <m:t>8</m:t>
+                  </m:r>
+                </m:e>
+                <m:sup>
+                  <m:r>
+                    <m:rPr>
+                      <m:sty m:val="p"/>
+                    </m:rPr>
+                    <m:t>′</m:t>
+                  </m:r>
+                </m:sup>
+              </m:sSup>
             </m:oMath>
             <w:r>
               <w:t xml:space="preserve">.</w:t>
@@ -355,18 +361,18 @@
                 <wp:inline>
                   <wp:extent cx="152400" cy="152400"/>
                   <wp:effectExtent b="0" l="0" r="0" t="0"/>
-                  <wp:docPr descr="" title="" id="24" name="Picture"/>
+                  <wp:docPr descr="" title="" id="13" name="Picture"/>
                   <a:graphic>
                     <a:graphicData uri="http://schemas.openxmlformats.org/drawingml/2006/picture">
                       <pic:pic>
                         <pic:nvPicPr>
-                          <pic:cNvPr descr="/Applications/quarto/share/formats/docx/note.png" id="25" name="Picture"/>
+                          <pic:cNvPr descr="/Applications/quarto/share/formats/docx/note.png" id="14" name="Picture"/>
                           <pic:cNvPicPr>
                             <a:picLocks noChangeArrowheads="1" noChangeAspect="1"/>
                           </pic:cNvPicPr>
                         </pic:nvPicPr>
                         <pic:blipFill>
-                          <a:blip r:embed="rId21"/>
+                          <a:blip r:embed="rId10"/>
                           <a:stretch>
                             <a:fillRect/>
                           </a:stretch>
@@ -625,18 +631,18 @@
                 <wp:inline>
                   <wp:extent cx="152400" cy="152400"/>
                   <wp:effectExtent b="0" l="0" r="0" t="0"/>
-                  <wp:docPr descr="" title="" id="26" name="Picture"/>
+                  <wp:docPr descr="" title="" id="15" name="Picture"/>
                   <a:graphic>
                     <a:graphicData uri="http://schemas.openxmlformats.org/drawingml/2006/picture">
                       <pic:pic>
                         <pic:nvPicPr>
-                          <pic:cNvPr descr="/Applications/quarto/share/formats/docx/note.png" id="27" name="Picture"/>
+                          <pic:cNvPr descr="/Applications/quarto/share/formats/docx/note.png" id="16" name="Picture"/>
                           <pic:cNvPicPr>
                             <a:picLocks noChangeArrowheads="1" noChangeAspect="1"/>
                           </pic:cNvPicPr>
                         </pic:nvPicPr>
                         <pic:blipFill>
-                          <a:blip r:embed="rId21"/>
+                          <a:blip r:embed="rId10"/>
                           <a:stretch>
                             <a:fillRect/>
                           </a:stretch>
@@ -966,18 +972,18 @@
                 <wp:inline>
                   <wp:extent cx="152400" cy="152400"/>
                   <wp:effectExtent b="0" l="0" r="0" t="0"/>
-                  <wp:docPr descr="" title="" id="28" name="Picture"/>
+                  <wp:docPr descr="" title="" id="17" name="Picture"/>
                   <a:graphic>
                     <a:graphicData uri="http://schemas.openxmlformats.org/drawingml/2006/picture">
                       <pic:pic>
                         <pic:nvPicPr>
-                          <pic:cNvPr descr="/Applications/quarto/share/formats/docx/note.png" id="29" name="Picture"/>
+                          <pic:cNvPr descr="/Applications/quarto/share/formats/docx/note.png" id="18" name="Picture"/>
                           <pic:cNvPicPr>
                             <a:picLocks noChangeArrowheads="1" noChangeAspect="1"/>
                           </pic:cNvPicPr>
                         </pic:nvPicPr>
                         <pic:blipFill>
-                          <a:blip r:embed="rId21"/>
+                          <a:blip r:embed="rId10"/>
                           <a:stretch>
                             <a:fillRect/>
                           </a:stretch>
@@ -1279,18 +1285,18 @@
                 <wp:inline>
                   <wp:extent cx="152400" cy="152400"/>
                   <wp:effectExtent b="0" l="0" r="0" t="0"/>
-                  <wp:docPr descr="" title="" id="30" name="Picture"/>
+                  <wp:docPr descr="" title="" id="19" name="Picture"/>
                   <a:graphic>
                     <a:graphicData uri="http://schemas.openxmlformats.org/drawingml/2006/picture">
                       <pic:pic>
                         <pic:nvPicPr>
-                          <pic:cNvPr descr="/Applications/quarto/share/formats/docx/note.png" id="31" name="Picture"/>
+                          <pic:cNvPr descr="/Applications/quarto/share/formats/docx/note.png" id="20" name="Picture"/>
                           <pic:cNvPicPr>
                             <a:picLocks noChangeArrowheads="1" noChangeAspect="1"/>
                           </pic:cNvPicPr>
                         </pic:nvPicPr>
                         <pic:blipFill>
-                          <a:blip r:embed="rId21"/>
+                          <a:blip r:embed="rId10"/>
                           <a:stretch>
                             <a:fillRect/>
                           </a:stretch>
@@ -1616,8 +1622,8 @@
         </w:tc>
       </w:tr>
     </w:tbl>
-    <w:bookmarkEnd w:id="32"/>
-    <w:bookmarkStart w:id="60" w:name="types-of-number-sets"/>
+    <w:bookmarkEnd w:id="21"/>
+    <w:bookmarkStart w:id="49" w:name="types-of-number-sets"/>
     <w:p>
       <w:pPr>
         <w:pStyle w:val="Heading1"/>
@@ -1634,7 +1640,7 @@
         <w:t xml:space="preserve">Now you can look at some different sets of numbers.</w:t>
       </w:r>
     </w:p>
-    <w:bookmarkStart w:id="35" w:name="natural-numbers"/>
+    <w:bookmarkStart w:id="24" w:name="natural-numbers"/>
     <w:p>
       <w:pPr>
         <w:pStyle w:val="Heading2"/>
@@ -1684,18 +1690,18 @@
                 <wp:inline>
                   <wp:extent cx="152400" cy="152400"/>
                   <wp:effectExtent b="0" l="0" r="0" t="0"/>
-                  <wp:docPr descr="" title="" id="33" name="Picture"/>
+                  <wp:docPr descr="" title="" id="22" name="Picture"/>
                   <a:graphic>
                     <a:graphicData uri="http://schemas.openxmlformats.org/drawingml/2006/picture">
                       <pic:pic>
                         <pic:nvPicPr>
-                          <pic:cNvPr descr="/Applications/quarto/share/formats/docx/note.png" id="34" name="Picture"/>
+                          <pic:cNvPr descr="/Applications/quarto/share/formats/docx/note.png" id="23" name="Picture"/>
                           <pic:cNvPicPr>
                             <a:picLocks noChangeArrowheads="1" noChangeAspect="1"/>
                           </pic:cNvPicPr>
                         </pic:nvPicPr>
                         <pic:blipFill>
-                          <a:blip r:embed="rId21"/>
+                          <a:blip r:embed="rId10"/>
                           <a:stretch>
                             <a:fillRect/>
                           </a:stretch>
@@ -1754,8 +1760,8 @@
             <m:oMath>
               <m:r>
                 <m:rPr>
-                  <m:sty m:val="p"/>
                   <m:scr m:val="double-struck"/>
+                  <m:sty m:val="p"/>
                 </m:rPr>
                 <m:t>N</m:t>
               </m:r>
@@ -1882,8 +1888,8 @@
             <m:oMath>
               <m:r>
                 <m:rPr>
-                  <m:sty m:val="p"/>
                   <m:scr m:val="double-struck"/>
+                  <m:sty m:val="p"/>
                 </m:rPr>
                 <m:t>N</m:t>
               </m:r>
@@ -1916,8 +1922,8 @@
         <w:t xml:space="preserve">number line diagram</w:t>
       </w:r>
     </w:p>
-    <w:bookmarkEnd w:id="35"/>
-    <w:bookmarkStart w:id="38" w:name="integers"/>
+    <w:bookmarkEnd w:id="24"/>
+    <w:bookmarkStart w:id="27" w:name="integers"/>
     <w:p>
       <w:pPr>
         <w:pStyle w:val="Heading2"/>
@@ -1968,8 +1974,8 @@
       <m:oMath>
         <m:r>
           <m:rPr>
+            <m:scr m:val="double-struck"/>
             <m:sty m:val="p"/>
-            <m:scr m:val="double-struck"/>
           </m:rPr>
           <m:t>Z</m:t>
         </m:r>
@@ -2031,18 +2037,18 @@
                 <wp:inline>
                   <wp:extent cx="152400" cy="152400"/>
                   <wp:effectExtent b="0" l="0" r="0" t="0"/>
-                  <wp:docPr descr="" title="" id="36" name="Picture"/>
+                  <wp:docPr descr="" title="" id="25" name="Picture"/>
                   <a:graphic>
                     <a:graphicData uri="http://schemas.openxmlformats.org/drawingml/2006/picture">
                       <pic:pic>
                         <pic:nvPicPr>
-                          <pic:cNvPr descr="/Applications/quarto/share/formats/docx/note.png" id="37" name="Picture"/>
+                          <pic:cNvPr descr="/Applications/quarto/share/formats/docx/note.png" id="26" name="Picture"/>
                           <pic:cNvPicPr>
                             <a:picLocks noChangeArrowheads="1" noChangeAspect="1"/>
                           </pic:cNvPicPr>
                         </pic:nvPicPr>
                         <pic:blipFill>
-                          <a:blip r:embed="rId21"/>
+                          <a:blip r:embed="rId10"/>
                           <a:stretch>
                             <a:fillRect/>
                           </a:stretch>
@@ -2101,8 +2107,8 @@
             <m:oMath>
               <m:r>
                 <m:rPr>
-                  <m:sty m:val="p"/>
                   <m:scr m:val="double-struck"/>
+                  <m:sty m:val="p"/>
                 </m:rPr>
                 <m:t>Z</m:t>
               </m:r>
@@ -2266,8 +2272,8 @@
       <m:oMath>
         <m:r>
           <m:rPr>
+            <m:scr m:val="double-struck"/>
             <m:sty m:val="p"/>
-            <m:scr m:val="double-struck"/>
           </m:rPr>
           <m:t>N</m:t>
         </m:r>
@@ -2279,8 +2285,8 @@
         </m:r>
         <m:r>
           <m:rPr>
+            <m:scr m:val="double-struck"/>
             <m:sty m:val="p"/>
-            <m:scr m:val="double-struck"/>
           </m:rPr>
           <m:t>Z</m:t>
         </m:r>
@@ -2289,8 +2295,8 @@
         <w:t xml:space="preserve">.</w:t>
       </w:r>
     </w:p>
-    <w:bookmarkEnd w:id="38"/>
-    <w:bookmarkStart w:id="43" w:name="rational-numbers"/>
+    <w:bookmarkEnd w:id="27"/>
+    <w:bookmarkStart w:id="32" w:name="rational-numbers"/>
     <w:p>
       <w:pPr>
         <w:pStyle w:val="Heading2"/>
@@ -2320,8 +2326,8 @@
       <m:oMath>
         <m:r>
           <m:rPr>
+            <m:scr m:val="double-struck"/>
             <m:sty m:val="p"/>
-            <m:scr m:val="double-struck"/>
           </m:rPr>
           <m:t>Q</m:t>
         </m:r>
@@ -2383,18 +2389,18 @@
                 <wp:inline>
                   <wp:extent cx="152400" cy="152400"/>
                   <wp:effectExtent b="0" l="0" r="0" t="0"/>
-                  <wp:docPr descr="" title="" id="39" name="Picture"/>
+                  <wp:docPr descr="" title="" id="28" name="Picture"/>
                   <a:graphic>
                     <a:graphicData uri="http://schemas.openxmlformats.org/drawingml/2006/picture">
                       <pic:pic>
                         <pic:nvPicPr>
-                          <pic:cNvPr descr="/Applications/quarto/share/formats/docx/note.png" id="40" name="Picture"/>
+                          <pic:cNvPr descr="/Applications/quarto/share/formats/docx/note.png" id="29" name="Picture"/>
                           <pic:cNvPicPr>
                             <a:picLocks noChangeArrowheads="1" noChangeAspect="1"/>
                           </pic:cNvPicPr>
                         </pic:nvPicPr>
                         <pic:blipFill>
-                          <a:blip r:embed="rId21"/>
+                          <a:blip r:embed="rId10"/>
                           <a:stretch>
                             <a:fillRect/>
                           </a:stretch>
@@ -2453,8 +2459,8 @@
             <m:oMath>
               <m:r>
                 <m:rPr>
-                  <m:sty m:val="p"/>
                   <m:scr m:val="double-struck"/>
+                  <m:sty m:val="p"/>
                 </m:rPr>
                 <m:t>Q</m:t>
               </m:r>
@@ -2508,8 +2514,8 @@
               </m:r>
               <m:r>
                 <m:rPr>
-                  <m:sty m:val="p"/>
                   <m:scr m:val="double-struck"/>
+                  <m:sty m:val="p"/>
                 </m:rPr>
                 <m:t>Z</m:t>
               </m:r>
@@ -2519,8 +2525,8 @@
               <m:r>
                 <m:rPr>
                   <m:nor/>
-                  <m:sty m:val="p"/>
                   <m:scr m:val="sans-serif"/>
+                  <m:sty m:val="p"/>
                 </m:rPr>
                 <m:t>and</m:t>
               </m:r>
@@ -2651,18 +2657,18 @@
                 <wp:inline>
                   <wp:extent cx="152400" cy="152400"/>
                   <wp:effectExtent b="0" l="0" r="0" t="0"/>
-                  <wp:docPr descr="" title="" id="41" name="Picture"/>
+                  <wp:docPr descr="" title="" id="30" name="Picture"/>
                   <a:graphic>
                     <a:graphicData uri="http://schemas.openxmlformats.org/drawingml/2006/picture">
                       <pic:pic>
                         <pic:nvPicPr>
-                          <pic:cNvPr descr="/Applications/quarto/share/formats/docx/note.png" id="42" name="Picture"/>
+                          <pic:cNvPr descr="/Applications/quarto/share/formats/docx/note.png" id="31" name="Picture"/>
                           <pic:cNvPicPr>
                             <a:picLocks noChangeArrowheads="1" noChangeAspect="1"/>
                           </pic:cNvPicPr>
                         </pic:nvPicPr>
                         <pic:blipFill>
-                          <a:blip r:embed="rId21"/>
+                          <a:blip r:embed="rId10"/>
                           <a:stretch>
                             <a:fillRect/>
                           </a:stretch>
@@ -2752,8 +2758,8 @@
                 </m:r>
                 <m:r>
                   <m:rPr>
+                    <m:scr m:val="double-struck"/>
                     <m:sty m:val="p"/>
-                    <m:scr m:val="double-struck"/>
                   </m:rPr>
                   <m:t>Q</m:t>
                 </m:r>
@@ -2783,8 +2789,8 @@
                 </m:r>
                 <m:r>
                   <m:rPr>
+                    <m:scr m:val="double-struck"/>
                     <m:sty m:val="p"/>
-                    <m:scr m:val="double-struck"/>
                   </m:rPr>
                   <m:t>Q</m:t>
                 </m:r>
@@ -2808,8 +2814,8 @@
                 </m:r>
                 <m:r>
                   <m:rPr>
+                    <m:scr m:val="double-struck"/>
                     <m:sty m:val="p"/>
-                    <m:scr m:val="double-struck"/>
                   </m:rPr>
                   <m:t>Q</m:t>
                 </m:r>
@@ -2863,8 +2869,8 @@
       <m:oMath>
         <m:r>
           <m:rPr>
+            <m:scr m:val="double-struck"/>
             <m:sty m:val="p"/>
-            <m:scr m:val="double-struck"/>
           </m:rPr>
           <m:t>Q</m:t>
         </m:r>
@@ -2909,8 +2915,8 @@
         </m:r>
         <m:r>
           <m:rPr>
+            <m:scr m:val="double-struck"/>
             <m:sty m:val="p"/>
-            <m:scr m:val="double-struck"/>
           </m:rPr>
           <m:t>Z</m:t>
         </m:r>
@@ -2920,8 +2926,8 @@
         <m:r>
           <m:rPr>
             <m:nor/>
+            <m:scr m:val="sans-serif"/>
             <m:sty m:val="p"/>
-            <m:scr m:val="sans-serif"/>
           </m:rPr>
           <m:t>and</m:t>
         </m:r>
@@ -2958,8 +2964,8 @@
       <m:oMath>
         <m:r>
           <m:rPr>
+            <m:scr m:val="double-struck"/>
             <m:sty m:val="p"/>
-            <m:scr m:val="double-struck"/>
           </m:rPr>
           <m:t>N</m:t>
         </m:r>
@@ -2971,8 +2977,8 @@
         </m:r>
         <m:r>
           <m:rPr>
+            <m:scr m:val="double-struck"/>
             <m:sty m:val="p"/>
-            <m:scr m:val="double-struck"/>
           </m:rPr>
           <m:t>Z</m:t>
         </m:r>
@@ -2984,8 +2990,8 @@
         </m:r>
         <m:r>
           <m:rPr>
+            <m:scr m:val="double-struck"/>
             <m:sty m:val="p"/>
-            <m:scr m:val="double-struck"/>
           </m:rPr>
           <m:t>Q</m:t>
         </m:r>
@@ -3006,8 +3012,8 @@
         <w:t xml:space="preserve">number line diagram</w:t>
       </w:r>
     </w:p>
-    <w:bookmarkEnd w:id="43"/>
-    <w:bookmarkStart w:id="46" w:name="irrational-numbers"/>
+    <w:bookmarkEnd w:id="32"/>
+    <w:bookmarkStart w:id="35" w:name="irrational-numbers"/>
     <w:p>
       <w:pPr>
         <w:pStyle w:val="Heading2"/>
@@ -3134,18 +3140,18 @@
                 <wp:inline>
                   <wp:extent cx="152400" cy="152400"/>
                   <wp:effectExtent b="0" l="0" r="0" t="0"/>
-                  <wp:docPr descr="" title="" id="44" name="Picture"/>
+                  <wp:docPr descr="" title="" id="33" name="Picture"/>
                   <a:graphic>
                     <a:graphicData uri="http://schemas.openxmlformats.org/drawingml/2006/picture">
                       <pic:pic>
                         <pic:nvPicPr>
-                          <pic:cNvPr descr="/Applications/quarto/share/formats/docx/note.png" id="45" name="Picture"/>
+                          <pic:cNvPr descr="/Applications/quarto/share/formats/docx/note.png" id="34" name="Picture"/>
                           <pic:cNvPicPr>
                             <a:picLocks noChangeArrowheads="1" noChangeAspect="1"/>
                           </pic:cNvPicPr>
                         </pic:nvPicPr>
                         <pic:blipFill>
-                          <a:blip r:embed="rId21"/>
+                          <a:blip r:embed="rId10"/>
                           <a:stretch>
                             <a:fillRect/>
                           </a:stretch>
@@ -3258,8 +3264,8 @@
         <w:t xml:space="preserve">Irrational numbers are very useful. You can see them used in [Guide: Rationalizing the denominator] in the form of square roots, and you can see them used in the context of vectors in [Guide: The scalar product].</w:t>
       </w:r>
     </w:p>
-    <w:bookmarkEnd w:id="46"/>
-    <w:bookmarkStart w:id="47" w:name="real-numbers"/>
+    <w:bookmarkEnd w:id="35"/>
+    <w:bookmarkStart w:id="36" w:name="real-numbers"/>
     <w:p>
       <w:pPr>
         <w:pStyle w:val="Heading2"/>
@@ -3281,8 +3287,8 @@
       <m:oMath>
         <m:r>
           <m:rPr>
+            <m:scr m:val="double-struck"/>
             <m:sty m:val="p"/>
-            <m:scr m:val="double-struck"/>
           </m:rPr>
           <m:t>R</m:t>
         </m:r>
@@ -3306,8 +3312,8 @@
       <m:oMath>
         <m:r>
           <m:rPr>
+            <m:scr m:val="double-struck"/>
             <m:sty m:val="p"/>
-            <m:scr m:val="double-struck"/>
           </m:rPr>
           <m:t>N</m:t>
         </m:r>
@@ -3319,8 +3325,8 @@
         </m:r>
         <m:r>
           <m:rPr>
+            <m:scr m:val="double-struck"/>
             <m:sty m:val="p"/>
-            <m:scr m:val="double-struck"/>
           </m:rPr>
           <m:t>Z</m:t>
         </m:r>
@@ -3332,8 +3338,8 @@
         </m:r>
         <m:r>
           <m:rPr>
+            <m:scr m:val="double-struck"/>
             <m:sty m:val="p"/>
-            <m:scr m:val="double-struck"/>
           </m:rPr>
           <m:t>Q</m:t>
         </m:r>
@@ -3345,8 +3351,8 @@
         </m:r>
         <m:r>
           <m:rPr>
+            <m:scr m:val="double-struck"/>
             <m:sty m:val="p"/>
-            <m:scr m:val="double-struck"/>
           </m:rPr>
           <m:t>R</m:t>
         </m:r>
@@ -3407,8 +3413,8 @@
         <w:t xml:space="preserve">Real numbers are used extensively in various applications, particularly when dealing with continuous measurements like length, volume, and other physical quantities. They are fundamental in mathematics for defining limits, continuity, and derivatives, they form the basis for real analysis. You can see them used in tables of common angles in [Guide: Trigonometry (degrees)]. You can see how they are needed in statistics in [Guide: PMFs, PDFs, and CDFs].</w:t>
       </w:r>
     </w:p>
-    <w:bookmarkEnd w:id="47"/>
-    <w:bookmarkStart w:id="52" w:name="complex-numbers"/>
+    <w:bookmarkEnd w:id="36"/>
+    <w:bookmarkStart w:id="41" w:name="complex-numbers"/>
     <w:p>
       <w:pPr>
         <w:pStyle w:val="Heading2"/>
@@ -3639,8 +3645,8 @@
       <m:oMath>
         <m:r>
           <m:rPr>
+            <m:scr m:val="double-struck"/>
             <m:sty m:val="p"/>
-            <m:scr m:val="double-struck"/>
           </m:rPr>
           <m:t>C</m:t>
         </m:r>
@@ -3690,18 +3696,18 @@
                 <wp:inline>
                   <wp:extent cx="152400" cy="152400"/>
                   <wp:effectExtent b="0" l="0" r="0" t="0"/>
-                  <wp:docPr descr="" title="" id="48" name="Picture"/>
+                  <wp:docPr descr="" title="" id="37" name="Picture"/>
                   <a:graphic>
                     <a:graphicData uri="http://schemas.openxmlformats.org/drawingml/2006/picture">
                       <pic:pic>
                         <pic:nvPicPr>
-                          <pic:cNvPr descr="/Applications/quarto/share/formats/docx/note.png" id="49" name="Picture"/>
+                          <pic:cNvPr descr="/Applications/quarto/share/formats/docx/note.png" id="38" name="Picture"/>
                           <pic:cNvPicPr>
                             <a:picLocks noChangeArrowheads="1" noChangeAspect="1"/>
                           </pic:cNvPicPr>
                         </pic:nvPicPr>
                         <pic:blipFill>
-                          <a:blip r:embed="rId21"/>
+                          <a:blip r:embed="rId10"/>
                           <a:stretch>
                             <a:fillRect/>
                           </a:stretch>
@@ -3760,8 +3766,8 @@
             <m:oMath>
               <m:r>
                 <m:rPr>
-                  <m:sty m:val="p"/>
                   <m:scr m:val="double-struck"/>
+                  <m:sty m:val="p"/>
                 </m:rPr>
                 <m:t>C</m:t>
               </m:r>
@@ -3818,8 +3824,8 @@
               </m:r>
               <m:r>
                 <m:rPr>
-                  <m:sty m:val="p"/>
                   <m:scr m:val="double-struck"/>
+                  <m:sty m:val="p"/>
                 </m:rPr>
                 <m:t>R</m:t>
               </m:r>
@@ -3883,18 +3889,18 @@
                 <wp:inline>
                   <wp:extent cx="152400" cy="152400"/>
                   <wp:effectExtent b="0" l="0" r="0" t="0"/>
-                  <wp:docPr descr="" title="" id="50" name="Picture"/>
+                  <wp:docPr descr="" title="" id="39" name="Picture"/>
                   <a:graphic>
                     <a:graphicData uri="http://schemas.openxmlformats.org/drawingml/2006/picture">
                       <pic:pic>
                         <pic:nvPicPr>
-                          <pic:cNvPr descr="/Applications/quarto/share/formats/docx/note.png" id="51" name="Picture"/>
+                          <pic:cNvPr descr="/Applications/quarto/share/formats/docx/note.png" id="40" name="Picture"/>
                           <pic:cNvPicPr>
                             <a:picLocks noChangeArrowheads="1" noChangeAspect="1"/>
                           </pic:cNvPicPr>
                         </pic:nvPicPr>
                         <pic:blipFill>
-                          <a:blip r:embed="rId21"/>
+                          <a:blip r:embed="rId10"/>
                           <a:stretch>
                             <a:fillRect/>
                           </a:stretch>
@@ -3978,8 +3984,8 @@
                 </m:r>
                 <m:r>
                   <m:rPr>
+                    <m:scr m:val="double-struck"/>
                     <m:sty m:val="p"/>
-                    <m:scr m:val="double-struck"/>
                   </m:rPr>
                   <m:t>C</m:t>
                 </m:r>
@@ -4015,8 +4021,8 @@
                 </m:r>
                 <m:r>
                   <m:rPr>
+                    <m:scr m:val="double-struck"/>
                     <m:sty m:val="p"/>
-                    <m:scr m:val="double-struck"/>
                   </m:rPr>
                   <m:t>C</m:t>
                 </m:r>
@@ -4049,8 +4055,8 @@
                 </m:r>
                 <m:r>
                   <m:rPr>
+                    <m:scr m:val="double-struck"/>
                     <m:sty m:val="p"/>
-                    <m:scr m:val="double-struck"/>
                   </m:rPr>
                   <m:t>C</m:t>
                 </m:r>
@@ -4085,8 +4091,8 @@
                 </m:r>
                 <m:r>
                   <m:rPr>
+                    <m:scr m:val="double-struck"/>
                     <m:sty m:val="p"/>
-                    <m:scr m:val="double-struck"/>
                   </m:rPr>
                   <m:t>C</m:t>
                 </m:r>
@@ -4110,8 +4116,8 @@
                 </m:r>
                 <m:r>
                   <m:rPr>
+                    <m:scr m:val="double-struck"/>
                     <m:sty m:val="p"/>
-                    <m:scr m:val="double-struck"/>
                   </m:rPr>
                   <m:t>C</m:t>
                 </m:r>
@@ -4171,8 +4177,8 @@
                 </m:r>
                 <m:r>
                   <m:rPr>
+                    <m:scr m:val="double-struck"/>
                     <m:sty m:val="p"/>
-                    <m:scr m:val="double-struck"/>
                   </m:rPr>
                   <m:t>C</m:t>
                 </m:r>
@@ -4201,8 +4207,8 @@
       <m:oMath>
         <m:r>
           <m:rPr>
+            <m:scr m:val="double-struck"/>
             <m:sty m:val="p"/>
-            <m:scr m:val="double-struck"/>
           </m:rPr>
           <m:t>N</m:t>
         </m:r>
@@ -4214,8 +4220,8 @@
         </m:r>
         <m:r>
           <m:rPr>
+            <m:scr m:val="double-struck"/>
             <m:sty m:val="p"/>
-            <m:scr m:val="double-struck"/>
           </m:rPr>
           <m:t>Z</m:t>
         </m:r>
@@ -4227,8 +4233,8 @@
         </m:r>
         <m:r>
           <m:rPr>
+            <m:scr m:val="double-struck"/>
             <m:sty m:val="p"/>
-            <m:scr m:val="double-struck"/>
           </m:rPr>
           <m:t>Q</m:t>
         </m:r>
@@ -4240,8 +4246,8 @@
         </m:r>
         <m:r>
           <m:rPr>
+            <m:scr m:val="double-struck"/>
             <m:sty m:val="p"/>
-            <m:scr m:val="double-struck"/>
           </m:rPr>
           <m:t>R</m:t>
         </m:r>
@@ -4253,8 +4259,8 @@
         </m:r>
         <m:r>
           <m:rPr>
+            <m:scr m:val="double-struck"/>
             <m:sty m:val="p"/>
-            <m:scr m:val="double-struck"/>
           </m:rPr>
           <m:t>C</m:t>
         </m:r>
@@ -4295,8 +4301,8 @@
         <w:t xml:space="preserve">then have here a demonstration of the nesting of these sets</w:t>
       </w:r>
     </w:p>
-    <w:bookmarkEnd w:id="52"/>
-    <w:bookmarkStart w:id="59" w:name="algebraic-and-transcendental-numbers"/>
+    <w:bookmarkEnd w:id="41"/>
+    <w:bookmarkStart w:id="48" w:name="algebraic-and-transcendental-numbers"/>
     <w:p>
       <w:pPr>
         <w:pStyle w:val="Heading2"/>
@@ -4354,18 +4360,18 @@
                 <wp:inline>
                   <wp:extent cx="152400" cy="152400"/>
                   <wp:effectExtent b="0" l="0" r="0" t="0"/>
-                  <wp:docPr descr="" title="" id="53" name="Picture"/>
+                  <wp:docPr descr="" title="" id="42" name="Picture"/>
                   <a:graphic>
                     <a:graphicData uri="http://schemas.openxmlformats.org/drawingml/2006/picture">
                       <pic:pic>
                         <pic:nvPicPr>
-                          <pic:cNvPr descr="/Applications/quarto/share/formats/docx/note.png" id="54" name="Picture"/>
+                          <pic:cNvPr descr="/Applications/quarto/share/formats/docx/note.png" id="43" name="Picture"/>
                           <pic:cNvPicPr>
                             <a:picLocks noChangeArrowheads="1" noChangeAspect="1"/>
                           </pic:cNvPicPr>
                         </pic:nvPicPr>
                         <pic:blipFill>
-                          <a:blip r:embed="rId21"/>
+                          <a:blip r:embed="rId10"/>
                           <a:stretch>
                             <a:fillRect/>
                           </a:stretch>
@@ -4847,18 +4853,18 @@
                 <wp:inline>
                   <wp:extent cx="152400" cy="152400"/>
                   <wp:effectExtent b="0" l="0" r="0" t="0"/>
-                  <wp:docPr descr="" title="" id="55" name="Picture"/>
+                  <wp:docPr descr="" title="" id="44" name="Picture"/>
                   <a:graphic>
                     <a:graphicData uri="http://schemas.openxmlformats.org/drawingml/2006/picture">
                       <pic:pic>
                         <pic:nvPicPr>
-                          <pic:cNvPr descr="/Applications/quarto/share/formats/docx/note.png" id="56" name="Picture"/>
+                          <pic:cNvPr descr="/Applications/quarto/share/formats/docx/note.png" id="45" name="Picture"/>
                           <pic:cNvPicPr>
                             <a:picLocks noChangeArrowheads="1" noChangeAspect="1"/>
                           </pic:cNvPicPr>
                         </pic:nvPicPr>
                         <pic:blipFill>
-                          <a:blip r:embed="rId21"/>
+                          <a:blip r:embed="rId10"/>
                           <a:stretch>
                             <a:fillRect/>
                           </a:stretch>
@@ -4971,18 +4977,18 @@
                 <wp:inline>
                   <wp:extent cx="152400" cy="152400"/>
                   <wp:effectExtent b="0" l="0" r="0" t="0"/>
-                  <wp:docPr descr="" title="" id="57" name="Picture"/>
+                  <wp:docPr descr="" title="" id="46" name="Picture"/>
                   <a:graphic>
                     <a:graphicData uri="http://schemas.openxmlformats.org/drawingml/2006/picture">
                       <pic:pic>
                         <pic:nvPicPr>
-                          <pic:cNvPr descr="/Applications/quarto/share/formats/docx/note.png" id="58" name="Picture"/>
+                          <pic:cNvPr descr="/Applications/quarto/share/formats/docx/note.png" id="47" name="Picture"/>
                           <pic:cNvPicPr>
                             <a:picLocks noChangeArrowheads="1" noChangeAspect="1"/>
                           </pic:cNvPicPr>
                         </pic:nvPicPr>
                         <pic:blipFill>
-                          <a:blip r:embed="rId21"/>
+                          <a:blip r:embed="rId10"/>
                           <a:stretch>
                             <a:fillRect/>
                           </a:stretch>
@@ -5124,9 +5130,9 @@
         <w:t xml:space="preserve">.</w:t>
       </w:r>
     </w:p>
-    <w:bookmarkEnd w:id="59"/>
-    <w:bookmarkEnd w:id="60"/>
-    <w:bookmarkStart w:id="63" w:name="further-reading"/>
+    <w:bookmarkEnd w:id="48"/>
+    <w:bookmarkEnd w:id="49"/>
+    <w:bookmarkStart w:id="52" w:name="further-reading"/>
     <w:p>
       <w:pPr>
         <w:pStyle w:val="Heading1"/>
@@ -5143,7 +5149,7 @@
         <w:t xml:space="preserve">For more on this topic, please go to [Guide: Introduction to complex numbers] and [Guide: Arithmetic on complex numbers].</w:t>
       </w:r>
     </w:p>
-    <w:bookmarkStart w:id="62" w:name="version-history"/>
+    <w:bookmarkStart w:id="51" w:name="version-history"/>
     <w:p>
       <w:pPr>
         <w:pStyle w:val="Heading2"/>
@@ -5164,7 +5170,7 @@
       <w:pPr>
         <w:pStyle w:val="BodyText"/>
       </w:pPr>
-      <w:hyperlink r:id="rId61">
+      <w:hyperlink r:id="rId50">
         <w:r>
           <w:rPr>
             <w:rStyle w:val="Hyperlink"/>
@@ -5173,8 +5179,8 @@
         </w:r>
       </w:hyperlink>
     </w:p>
-    <w:bookmarkEnd w:id="62"/>
-    <w:bookmarkEnd w:id="63"/>
+    <w:bookmarkEnd w:id="51"/>
+    <w:bookmarkEnd w:id="52"/>
     <w:sectPr>
       <w:pgSz w:h="15840" w:w="12240"/>
       <w:pgMar w:bottom="1440" w:footer="720" w:gutter="0" w:header="720" w:left="1440" w:right="1440" w:top="1440"/>
